--- a/docs/defense/ChainProof-项目介绍.docx
+++ b/docs/defense/ChainProof-项目介绍.docx
@@ -25,7 +25,7 @@
     <w:p>
       <w:pPr>
         <w:pStyle w:val="a3"/>
-        <w:divId w:val="133985268"/>
+        <w:divId w:val="1437482986"/>
         <w:rPr>
           <w:rFonts w:ascii="微软雅黑" w:eastAsia="微软雅黑" w:hAnsi="微软雅黑" w:hint="eastAsia"/>
           <w:color w:val="475569"/>
@@ -64,7 +64,7 @@
     <w:p>
       <w:pPr>
         <w:pStyle w:val="a3"/>
-        <w:divId w:val="133985268"/>
+        <w:divId w:val="1437482986"/>
         <w:rPr>
           <w:rFonts w:ascii="微软雅黑" w:eastAsia="微软雅黑" w:hAnsi="微软雅黑" w:hint="eastAsia"/>
           <w:color w:val="475569"/>
@@ -79,7 +79,25 @@
           <w:sz w:val="21"/>
           <w:szCs w:val="21"/>
         </w:rPr>
-        <w:t>「区块链技术应用实践」课程大作业</w:t>
+        <w:t>课程综合实践Ⅱ</w:t>
+      </w:r>
+      <w:r>
+        <w:rPr>
+          <w:rFonts w:ascii="微软雅黑" w:eastAsia="微软雅黑" w:hAnsi="微软雅黑" w:hint="eastAsia"/>
+          <w:color w:val="475569"/>
+          <w:sz w:val="21"/>
+          <w:szCs w:val="21"/>
+        </w:rPr>
+        <w:t xml:space="preserve"> </w:t>
+      </w:r>
+      <w:r>
+        <w:rPr>
+          <w:rFonts w:ascii="微软雅黑" w:eastAsia="微软雅黑" w:hAnsi="微软雅黑" w:hint="eastAsia"/>
+          <w:color w:val="475569"/>
+          <w:sz w:val="21"/>
+          <w:szCs w:val="21"/>
+        </w:rPr>
+        <w:t>·「区块链技术应用实践」大作业</w:t>
       </w:r>
       <w:r>
         <w:rPr>
@@ -121,7 +139,7 @@
     <w:p>
       <w:pPr>
         <w:pStyle w:val="a3"/>
-        <w:divId w:val="133985268"/>
+        <w:divId w:val="1437482986"/>
         <w:rPr>
           <w:rFonts w:ascii="微软雅黑" w:eastAsia="微软雅黑" w:hAnsi="微软雅黑" w:hint="eastAsia"/>
           <w:color w:val="475569"/>
@@ -173,7 +191,7 @@
           <w:sz w:val="21"/>
           <w:szCs w:val="21"/>
         </w:rPr>
-        <w:pict w14:anchorId="3A5CCDE7">
+        <w:pict w14:anchorId="5594BF30">
           <v:rect id="_x0000_i1025" style="width:0;height:1.5pt" o:hralign="center" o:hrstd="t" o:hr="t" fillcolor="#a0a0a0" stroked="f"/>
         </w:pict>
       </w:r>
@@ -3096,7 +3114,7 @@
           <w:sz w:val="21"/>
           <w:szCs w:val="21"/>
         </w:rPr>
-        <w:t>的哈希以服务端结果为准。确认人和外部验证者可以把手里的文件拖进页面，在浏览器本地重算并与链上哈希比对，文件不需要再次上传。</w:t>
+        <w:t>的哈希以服务端结果为准。确认人可以把下载的原文件或自己手上的文件拖进确认页，在浏览器本地重算并与链上哈希比对，文件不需要再次上传。</w:t>
       </w:r>
     </w:p>
     <w:p>
@@ -3914,7 +3932,7 @@
           <w:sz w:val="21"/>
           <w:szCs w:val="21"/>
         </w:rPr>
-        <w:t>成员级访问控制</w:t>
+        <w:t>原文件访问控制</w:t>
       </w:r>
       <w:r>
         <w:rPr>
@@ -3932,7 +3950,7 @@
           <w:sz w:val="21"/>
           <w:szCs w:val="21"/>
         </w:rPr>
-        <w:t>项目、里程碑详情和原文件下载都要求请求者是项目成员；非成员下载原文件返回</w:t>
+        <w:t>原始成果文件只允许项目成员下载，非成员请求返回</w:t>
       </w:r>
       <w:r>
         <w:rPr>
@@ -3950,7 +3968,23 @@
           <w:sz w:val="21"/>
           <w:szCs w:val="21"/>
         </w:rPr>
-        <w:t>。</w:t>
+        <w:t>（</w:t>
+      </w:r>
+      <w:r>
+        <w:rPr>
+          <w:rStyle w:val="HTML"/>
+          <w:color w:val="0F172A"/>
+        </w:rPr>
+        <w:t>MEMBER_NOT_IN_CLAIM</w:t>
+      </w:r>
+      <w:r>
+        <w:rPr>
+          <w:rFonts w:ascii="微软雅黑" w:eastAsia="微软雅黑" w:hAnsi="微软雅黑" w:hint="eastAsia"/>
+          <w:color w:val="0F172A"/>
+          <w:sz w:val="21"/>
+          <w:szCs w:val="21"/>
+        </w:rPr>
+        <w:t>）；项目列表按当前成员过滤。里程碑的哈希、比例与确认结果属于存证信息，可供核对。</w:t>
       </w:r>
     </w:p>
     <w:p>
@@ -7311,7 +7345,7 @@
           <w:sz w:val="21"/>
           <w:szCs w:val="21"/>
         </w:rPr>
-        <w:t>成员级访问控制</w:t>
+        <w:t>原文件仅限项目成员下载</w:t>
       </w:r>
     </w:p>
     <w:p>
@@ -8621,7 +8655,7 @@
                 <w:szCs w:val="19"/>
               </w:rPr>
               <w:drawing>
-                <wp:inline distT="0" distB="0" distL="0" distR="0" wp14:anchorId="1553E7D8" wp14:editId="66BC114E">
+                <wp:inline distT="0" distB="0" distL="0" distR="0" wp14:anchorId="46777612" wp14:editId="6659C939">
                   <wp:extent cx="2667000" cy="1670050"/>
                   <wp:effectExtent l="0" t="0" r="0" b="6350"/>
                   <wp:docPr id="2" name="图片 2" descr="概览"/>
@@ -8707,7 +8741,7 @@
                 <w:szCs w:val="19"/>
               </w:rPr>
               <w:drawing>
-                <wp:inline distT="0" distB="0" distL="0" distR="0" wp14:anchorId="357E9635" wp14:editId="2389562F">
+                <wp:inline distT="0" distB="0" distL="0" distR="0" wp14:anchorId="4C989240" wp14:editId="6F45DDC5">
                   <wp:extent cx="2667000" cy="1670050"/>
                   <wp:effectExtent l="0" t="0" r="0" b="6350"/>
                   <wp:docPr id="3" name="图片 3" descr="项目详情"/>
@@ -8896,7 +8930,7 @@
               </w:rPr>
               <w:lastRenderedPageBreak/>
               <w:drawing>
-                <wp:inline distT="0" distB="0" distL="0" distR="0" wp14:anchorId="6435CE2B" wp14:editId="192E6299">
+                <wp:inline distT="0" distB="0" distL="0" distR="0" wp14:anchorId="7AEE45E8" wp14:editId="13C10768">
                   <wp:extent cx="2667000" cy="1670050"/>
                   <wp:effectExtent l="0" t="0" r="0" b="6350"/>
                   <wp:docPr id="4" name="图片 4" descr="贡献确认"/>
@@ -8982,7 +9016,7 @@
                 <w:szCs w:val="19"/>
               </w:rPr>
               <w:drawing>
-                <wp:inline distT="0" distB="0" distL="0" distR="0" wp14:anchorId="6AC7D8CF" wp14:editId="1FF1C564">
+                <wp:inline distT="0" distB="0" distL="0" distR="0" wp14:anchorId="79B3DD84" wp14:editId="35FF071F">
                   <wp:extent cx="2667000" cy="1670050"/>
                   <wp:effectExtent l="0" t="0" r="0" b="6350"/>
                   <wp:docPr id="5" name="图片 5" descr="公开验证"/>
@@ -9037,7 +9071,7 @@
     <w:p>
       <w:pPr>
         <w:pStyle w:val="a3"/>
-        <w:divId w:val="408043494"/>
+        <w:divId w:val="605113153"/>
         <w:rPr>
           <w:rFonts w:ascii="微软雅黑" w:eastAsia="微软雅黑" w:hAnsi="微软雅黑" w:hint="eastAsia"/>
           <w:color w:val="475569"/>
@@ -11179,7 +11213,7 @@
           <w:sz w:val="21"/>
           <w:szCs w:val="21"/>
         </w:rPr>
-        <w:pict w14:anchorId="0941CC4F">
+        <w:pict w14:anchorId="104C0F00">
           <v:rect id="_x0000_i1030" style="width:0;height:1.5pt" o:hralign="center" o:hrstd="t" o:hr="t" fillcolor="#a0a0a0" stroked="f"/>
         </w:pict>
       </w:r>
@@ -11494,9 +11528,9 @@
 <file path=word/numbering.xml><?xml version="1.0" encoding="utf-8"?>
 <w:numbering xmlns:wpc="http://schemas.microsoft.com/office/word/2010/wordprocessingCanvas" xmlns:cx="http://schemas.microsoft.com/office/drawing/2014/chartex" xmlns:cx1="http://schemas.microsoft.com/office/drawing/2015/9/8/chartex" xmlns:cx2="http://schemas.microsoft.com/office/drawing/2015/10/21/chartex" xmlns:cx3="http://schemas.microsoft.com/office/drawing/2016/5/9/chartex" xmlns:cx4="http://schemas.microsoft.com/office/drawing/2016/5/10/chartex" xmlns:cx5="http://schemas.microsoft.com/office/drawing/2016/5/11/chartex" xmlns:cx6="http://schemas.microsoft.com/office/drawing/2016/5/12/chartex" xmlns:cx7="http://schemas.microsoft.com/office/drawing/2016/5/13/chartex" xmlns:cx8="http://schemas.microsoft.com/office/drawing/2016/5/14/chartex" xmlns:mc="http://schemas.openxmlformats.org/markup-compatibility/2006" xmlns:aink="http://schemas.microsoft.com/office/drawing/2016/ink" xmlns:am3d="http://schemas.microsoft.com/office/drawing/2017/model3d" xmlns:o="urn:schemas-microsoft-com:office:office" xmlns:oel="http://schemas.microsoft.com/office/2019/extlst" xmlns:r="http://schemas.openxmlformats.org/officeDocument/2006/relationships" xmlns:m="http://schemas.openxmlformats.org/officeDocument/2006/math" xmlns:v="urn:schemas-microsoft-com:vml" xmlns:wp14="http://schemas.microsoft.com/office/word/2010/wordprocessingDrawing" xmlns:wp="http://schemas.openxmlformats.org/drawingml/2006/wordprocessingDrawing" xmlns:w10="urn:schemas-microsoft-com:office:word" xmlns:w="http://schemas.openxmlformats.org/wordprocessingml/2006/main" xmlns:w14="http://schemas.microsoft.com/office/word/2010/wordml" xmlns:w15="http://schemas.microsoft.com/office/word/2012/wordml" xmlns:w16cex="http://schemas.microsoft.com/office/word/2018/wordml/cex" xmlns:w16cid="http://schemas.microsoft.com/office/word/2016/wordml/cid" xmlns:w16="http://schemas.microsoft.com/office/word/2018/wordml" xmlns:w16du="http://schemas.microsoft.com/office/word/2023/wordml/word16du" xmlns:w16sdtdh="http://schemas.microsoft.com/office/word/2020/wordml/sdtdatahash" xmlns:w16sdtfl="http://schemas.microsoft.com/office/word/2024/wordml/sdtformatlock" xmlns:w16se="http://schemas.microsoft.com/office/word/2015/wordml/symex" xmlns:wpg="http://schemas.microsoft.com/office/word/2010/wordprocessingGroup" xmlns:wpi="http://schemas.microsoft.com/office/word/2010/wordprocessingInk" xmlns:wne="http://schemas.microsoft.com/office/word/2006/wordml" xmlns:wps="http://schemas.microsoft.com/office/word/2010/wordprocessingShape" mc:Ignorable="w14 w15 w16se w16cid w16 w16cex w16sdtdh w16sdtfl w16du wp14">
   <w:abstractNum w:abstractNumId="0" w15:restartNumberingAfterBreak="0">
-    <w:nsid w:val="02F92EFB"/>
+    <w:nsid w:val="125A4C58"/>
     <w:multiLevelType w:val="multilevel"/>
-    <w:tmpl w:val="091AA90C"/>
+    <w:tmpl w:val="0A1426A2"/>
     <w:lvl w:ilvl="0">
       <w:start w:val="1"/>
       <w:numFmt w:val="decimal"/>
@@ -11607,9 +11641,9 @@
     </w:lvl>
   </w:abstractNum>
   <w:abstractNum w:abstractNumId="1" w15:restartNumberingAfterBreak="0">
-    <w:nsid w:val="1C7E4644"/>
+    <w:nsid w:val="1D9C27E4"/>
     <w:multiLevelType w:val="multilevel"/>
-    <w:tmpl w:val="B48E2A66"/>
+    <w:tmpl w:val="146E3FDE"/>
     <w:lvl w:ilvl="0">
       <w:start w:val="1"/>
       <w:numFmt w:val="bullet"/>
@@ -11756,9 +11790,9 @@
     </w:lvl>
   </w:abstractNum>
   <w:abstractNum w:abstractNumId="2" w15:restartNumberingAfterBreak="0">
-    <w:nsid w:val="21DD6137"/>
+    <w:nsid w:val="3C8A3727"/>
     <w:multiLevelType w:val="multilevel"/>
-    <w:tmpl w:val="8E469862"/>
+    <w:tmpl w:val="36EA076C"/>
     <w:lvl w:ilvl="0">
       <w:start w:val="1"/>
       <w:numFmt w:val="decimal"/>
@@ -11869,9 +11903,9 @@
     </w:lvl>
   </w:abstractNum>
   <w:abstractNum w:abstractNumId="3" w15:restartNumberingAfterBreak="0">
-    <w:nsid w:val="2ADA2B42"/>
+    <w:nsid w:val="730B350A"/>
     <w:multiLevelType w:val="multilevel"/>
-    <w:tmpl w:val="654C817C"/>
+    <w:tmpl w:val="0794057A"/>
     <w:lvl w:ilvl="0">
       <w:start w:val="1"/>
       <w:numFmt w:val="bullet"/>
@@ -12018,9 +12052,9 @@
     </w:lvl>
   </w:abstractNum>
   <w:abstractNum w:abstractNumId="4" w15:restartNumberingAfterBreak="0">
-    <w:nsid w:val="30BB2785"/>
+    <w:nsid w:val="770A1396"/>
     <w:multiLevelType w:val="multilevel"/>
-    <w:tmpl w:val="BAE6B288"/>
+    <w:tmpl w:val="4F90A924"/>
     <w:lvl w:ilvl="0">
       <w:start w:val="1"/>
       <w:numFmt w:val="decimal"/>
@@ -12131,9 +12165,9 @@
     </w:lvl>
   </w:abstractNum>
   <w:abstractNum w:abstractNumId="5" w15:restartNumberingAfterBreak="0">
-    <w:nsid w:val="766D0B4D"/>
+    <w:nsid w:val="7F6A6568"/>
     <w:multiLevelType w:val="multilevel"/>
-    <w:tmpl w:val="BF78D5C6"/>
+    <w:tmpl w:val="2E40B828"/>
     <w:lvl w:ilvl="0">
       <w:start w:val="1"/>
       <w:numFmt w:val="bullet"/>
@@ -12279,23 +12313,23 @@
       </w:rPr>
     </w:lvl>
   </w:abstractNum>
-  <w:num w:numId="1" w16cid:durableId="1419905103">
+  <w:num w:numId="1" w16cid:durableId="630398996">
     <w:abstractNumId w:val="5"/>
   </w:num>
-  <w:num w:numId="2" w16cid:durableId="1425298752">
-    <w:abstractNumId w:val="4"/>
+  <w:num w:numId="2" w16cid:durableId="86924661">
+    <w:abstractNumId w:val="2"/>
   </w:num>
-  <w:num w:numId="3" w16cid:durableId="2119254824">
+  <w:num w:numId="3" w16cid:durableId="865944283">
     <w:abstractNumId w:val="3"/>
   </w:num>
-  <w:num w:numId="4" w16cid:durableId="1119110516">
-    <w:abstractNumId w:val="2"/>
+  <w:num w:numId="4" w16cid:durableId="1227649998">
+    <w:abstractNumId w:val="0"/>
   </w:num>
-  <w:num w:numId="5" w16cid:durableId="174418438">
+  <w:num w:numId="5" w16cid:durableId="1363628224">
     <w:abstractNumId w:val="1"/>
   </w:num>
-  <w:num w:numId="6" w16cid:durableId="1807772216">
-    <w:abstractNumId w:val="0"/>
+  <w:num w:numId="6" w16cid:durableId="540168717">
+    <w:abstractNumId w:val="4"/>
   </w:num>
 </w:numbering>
 </file>
@@ -12929,7 +12963,7 @@
     <w:link w:val="a8"/>
     <w:uiPriority w:val="99"/>
     <w:unhideWhenUsed/>
-    <w:rsid w:val="00CA3E26"/>
+    <w:rsid w:val="00D357C5"/>
     <w:pPr>
       <w:tabs>
         <w:tab w:val="center" w:pos="4153"/>
@@ -12948,7 +12982,7 @@
     <w:basedOn w:val="a0"/>
     <w:link w:val="a7"/>
     <w:uiPriority w:val="99"/>
-    <w:rsid w:val="00CA3E26"/>
+    <w:rsid w:val="00D357C5"/>
     <w:rPr>
       <w:rFonts w:ascii="宋体" w:eastAsia="宋体" w:hAnsi="宋体" w:cs="宋体"/>
       <w:sz w:val="18"/>
@@ -12961,7 +12995,7 @@
     <w:link w:val="aa"/>
     <w:uiPriority w:val="99"/>
     <w:unhideWhenUsed/>
-    <w:rsid w:val="00CA3E26"/>
+    <w:rsid w:val="00D357C5"/>
     <w:pPr>
       <w:tabs>
         <w:tab w:val="center" w:pos="4153"/>
@@ -12979,7 +13013,7 @@
     <w:basedOn w:val="a0"/>
     <w:link w:val="a9"/>
     <w:uiPriority w:val="99"/>
-    <w:rsid w:val="00CA3E26"/>
+    <w:rsid w:val="00D357C5"/>
     <w:rPr>
       <w:rFonts w:ascii="宋体" w:eastAsia="宋体" w:hAnsi="宋体" w:cs="宋体"/>
       <w:sz w:val="18"/>

--- a/docs/defense/ChainProof-项目介绍.docx
+++ b/docs/defense/ChainProof-项目介绍.docx
@@ -25,7 +25,7 @@
     <w:p>
       <w:pPr>
         <w:pStyle w:val="a3"/>
-        <w:divId w:val="1437482986"/>
+        <w:divId w:val="196747539"/>
         <w:rPr>
           <w:rFonts w:ascii="微软雅黑" w:eastAsia="微软雅黑" w:hAnsi="微软雅黑" w:hint="eastAsia"/>
           <w:color w:val="475569"/>
@@ -64,7 +64,7 @@
     <w:p>
       <w:pPr>
         <w:pStyle w:val="a3"/>
-        <w:divId w:val="1437482986"/>
+        <w:divId w:val="196747539"/>
         <w:rPr>
           <w:rFonts w:ascii="微软雅黑" w:eastAsia="微软雅黑" w:hAnsi="微软雅黑" w:hint="eastAsia"/>
           <w:color w:val="475569"/>
@@ -139,7 +139,7 @@
     <w:p>
       <w:pPr>
         <w:pStyle w:val="a3"/>
-        <w:divId w:val="1437482986"/>
+        <w:divId w:val="196747539"/>
         <w:rPr>
           <w:rFonts w:ascii="微软雅黑" w:eastAsia="微软雅黑" w:hAnsi="微软雅黑" w:hint="eastAsia"/>
           <w:color w:val="475569"/>
@@ -191,7 +191,7 @@
           <w:sz w:val="21"/>
           <w:szCs w:val="21"/>
         </w:rPr>
-        <w:pict w14:anchorId="5594BF30">
+        <w:pict w14:anchorId="5ACE6DFE">
           <v:rect id="_x0000_i1025" style="width:0;height:1.5pt" o:hralign="center" o:hrstd="t" o:hr="t" fillcolor="#a0a0a0" stroked="f"/>
         </w:pict>
       </w:r>
@@ -8655,7 +8655,7 @@
                 <w:szCs w:val="19"/>
               </w:rPr>
               <w:drawing>
-                <wp:inline distT="0" distB="0" distL="0" distR="0" wp14:anchorId="46777612" wp14:editId="6659C939">
+                <wp:inline distT="0" distB="0" distL="0" distR="0" wp14:anchorId="3C5E8822" wp14:editId="44C6501E">
                   <wp:extent cx="2667000" cy="1670050"/>
                   <wp:effectExtent l="0" t="0" r="0" b="6350"/>
                   <wp:docPr id="2" name="图片 2" descr="概览"/>
@@ -8741,7 +8741,7 @@
                 <w:szCs w:val="19"/>
               </w:rPr>
               <w:drawing>
-                <wp:inline distT="0" distB="0" distL="0" distR="0" wp14:anchorId="4C989240" wp14:editId="6F45DDC5">
+                <wp:inline distT="0" distB="0" distL="0" distR="0" wp14:anchorId="42E69E51" wp14:editId="03007CF4">
                   <wp:extent cx="2667000" cy="1670050"/>
                   <wp:effectExtent l="0" t="0" r="0" b="6350"/>
                   <wp:docPr id="3" name="图片 3" descr="项目详情"/>
@@ -8930,7 +8930,7 @@
               </w:rPr>
               <w:lastRenderedPageBreak/>
               <w:drawing>
-                <wp:inline distT="0" distB="0" distL="0" distR="0" wp14:anchorId="7AEE45E8" wp14:editId="13C10768">
+                <wp:inline distT="0" distB="0" distL="0" distR="0" wp14:anchorId="56766218" wp14:editId="3871DB8D">
                   <wp:extent cx="2667000" cy="1670050"/>
                   <wp:effectExtent l="0" t="0" r="0" b="6350"/>
                   <wp:docPr id="4" name="图片 4" descr="贡献确认"/>
@@ -9016,7 +9016,7 @@
                 <w:szCs w:val="19"/>
               </w:rPr>
               <w:drawing>
-                <wp:inline distT="0" distB="0" distL="0" distR="0" wp14:anchorId="79B3DD84" wp14:editId="35FF071F">
+                <wp:inline distT="0" distB="0" distL="0" distR="0" wp14:anchorId="4C14B06D" wp14:editId="464AA391">
                   <wp:extent cx="2667000" cy="1670050"/>
                   <wp:effectExtent l="0" t="0" r="0" b="6350"/>
                   <wp:docPr id="5" name="图片 5" descr="公开验证"/>
@@ -9071,7 +9071,7 @@
     <w:p>
       <w:pPr>
         <w:pStyle w:val="a3"/>
-        <w:divId w:val="605113153"/>
+        <w:divId w:val="1762411220"/>
         <w:rPr>
           <w:rFonts w:ascii="微软雅黑" w:eastAsia="微软雅黑" w:hAnsi="微软雅黑" w:hint="eastAsia"/>
           <w:color w:val="475569"/>
@@ -11213,7 +11213,7 @@
           <w:sz w:val="21"/>
           <w:szCs w:val="21"/>
         </w:rPr>
-        <w:pict w14:anchorId="104C0F00">
+        <w:pict w14:anchorId="1C80D61F">
           <v:rect id="_x0000_i1030" style="width:0;height:1.5pt" o:hralign="center" o:hrstd="t" o:hr="t" fillcolor="#a0a0a0" stroked="f"/>
         </w:pict>
       </w:r>
@@ -11528,122 +11528,9 @@
 <file path=word/numbering.xml><?xml version="1.0" encoding="utf-8"?>
 <w:numbering xmlns:wpc="http://schemas.microsoft.com/office/word/2010/wordprocessingCanvas" xmlns:cx="http://schemas.microsoft.com/office/drawing/2014/chartex" xmlns:cx1="http://schemas.microsoft.com/office/drawing/2015/9/8/chartex" xmlns:cx2="http://schemas.microsoft.com/office/drawing/2015/10/21/chartex" xmlns:cx3="http://schemas.microsoft.com/office/drawing/2016/5/9/chartex" xmlns:cx4="http://schemas.microsoft.com/office/drawing/2016/5/10/chartex" xmlns:cx5="http://schemas.microsoft.com/office/drawing/2016/5/11/chartex" xmlns:cx6="http://schemas.microsoft.com/office/drawing/2016/5/12/chartex" xmlns:cx7="http://schemas.microsoft.com/office/drawing/2016/5/13/chartex" xmlns:cx8="http://schemas.microsoft.com/office/drawing/2016/5/14/chartex" xmlns:mc="http://schemas.openxmlformats.org/markup-compatibility/2006" xmlns:aink="http://schemas.microsoft.com/office/drawing/2016/ink" xmlns:am3d="http://schemas.microsoft.com/office/drawing/2017/model3d" xmlns:o="urn:schemas-microsoft-com:office:office" xmlns:oel="http://schemas.microsoft.com/office/2019/extlst" xmlns:r="http://schemas.openxmlformats.org/officeDocument/2006/relationships" xmlns:m="http://schemas.openxmlformats.org/officeDocument/2006/math" xmlns:v="urn:schemas-microsoft-com:vml" xmlns:wp14="http://schemas.microsoft.com/office/word/2010/wordprocessingDrawing" xmlns:wp="http://schemas.openxmlformats.org/drawingml/2006/wordprocessingDrawing" xmlns:w10="urn:schemas-microsoft-com:office:word" xmlns:w="http://schemas.openxmlformats.org/wordprocessingml/2006/main" xmlns:w14="http://schemas.microsoft.com/office/word/2010/wordml" xmlns:w15="http://schemas.microsoft.com/office/word/2012/wordml" xmlns:w16cex="http://schemas.microsoft.com/office/word/2018/wordml/cex" xmlns:w16cid="http://schemas.microsoft.com/office/word/2016/wordml/cid" xmlns:w16="http://schemas.microsoft.com/office/word/2018/wordml" xmlns:w16du="http://schemas.microsoft.com/office/word/2023/wordml/word16du" xmlns:w16sdtdh="http://schemas.microsoft.com/office/word/2020/wordml/sdtdatahash" xmlns:w16sdtfl="http://schemas.microsoft.com/office/word/2024/wordml/sdtformatlock" xmlns:w16se="http://schemas.microsoft.com/office/word/2015/wordml/symex" xmlns:wpg="http://schemas.microsoft.com/office/word/2010/wordprocessingGroup" xmlns:wpi="http://schemas.microsoft.com/office/word/2010/wordprocessingInk" xmlns:wne="http://schemas.microsoft.com/office/word/2006/wordml" xmlns:wps="http://schemas.microsoft.com/office/word/2010/wordprocessingShape" mc:Ignorable="w14 w15 w16se w16cid w16 w16cex w16sdtdh w16sdtfl w16du wp14">
   <w:abstractNum w:abstractNumId="0" w15:restartNumberingAfterBreak="0">
-    <w:nsid w:val="125A4C58"/>
+    <w:nsid w:val="12B55ECF"/>
     <w:multiLevelType w:val="multilevel"/>
-    <w:tmpl w:val="0A1426A2"/>
-    <w:lvl w:ilvl="0">
-      <w:start w:val="1"/>
-      <w:numFmt w:val="decimal"/>
-      <w:lvlText w:val="%1."/>
-      <w:lvlJc w:val="left"/>
-      <w:pPr>
-        <w:tabs>
-          <w:tab w:val="num" w:pos="720"/>
-        </w:tabs>
-        <w:ind w:left="720" w:hanging="360"/>
-      </w:pPr>
-    </w:lvl>
-    <w:lvl w:ilvl="1" w:tentative="1">
-      <w:start w:val="1"/>
-      <w:numFmt w:val="decimal"/>
-      <w:lvlText w:val="%2."/>
-      <w:lvlJc w:val="left"/>
-      <w:pPr>
-        <w:tabs>
-          <w:tab w:val="num" w:pos="1440"/>
-        </w:tabs>
-        <w:ind w:left="1440" w:hanging="360"/>
-      </w:pPr>
-    </w:lvl>
-    <w:lvl w:ilvl="2" w:tentative="1">
-      <w:start w:val="1"/>
-      <w:numFmt w:val="decimal"/>
-      <w:lvlText w:val="%3."/>
-      <w:lvlJc w:val="left"/>
-      <w:pPr>
-        <w:tabs>
-          <w:tab w:val="num" w:pos="2160"/>
-        </w:tabs>
-        <w:ind w:left="2160" w:hanging="360"/>
-      </w:pPr>
-    </w:lvl>
-    <w:lvl w:ilvl="3" w:tentative="1">
-      <w:start w:val="1"/>
-      <w:numFmt w:val="decimal"/>
-      <w:lvlText w:val="%4."/>
-      <w:lvlJc w:val="left"/>
-      <w:pPr>
-        <w:tabs>
-          <w:tab w:val="num" w:pos="2880"/>
-        </w:tabs>
-        <w:ind w:left="2880" w:hanging="360"/>
-      </w:pPr>
-    </w:lvl>
-    <w:lvl w:ilvl="4" w:tentative="1">
-      <w:start w:val="1"/>
-      <w:numFmt w:val="decimal"/>
-      <w:lvlText w:val="%5."/>
-      <w:lvlJc w:val="left"/>
-      <w:pPr>
-        <w:tabs>
-          <w:tab w:val="num" w:pos="3600"/>
-        </w:tabs>
-        <w:ind w:left="3600" w:hanging="360"/>
-      </w:pPr>
-    </w:lvl>
-    <w:lvl w:ilvl="5" w:tentative="1">
-      <w:start w:val="1"/>
-      <w:numFmt w:val="decimal"/>
-      <w:lvlText w:val="%6."/>
-      <w:lvlJc w:val="left"/>
-      <w:pPr>
-        <w:tabs>
-          <w:tab w:val="num" w:pos="4320"/>
-        </w:tabs>
-        <w:ind w:left="4320" w:hanging="360"/>
-      </w:pPr>
-    </w:lvl>
-    <w:lvl w:ilvl="6" w:tentative="1">
-      <w:start w:val="1"/>
-      <w:numFmt w:val="decimal"/>
-      <w:lvlText w:val="%7."/>
-      <w:lvlJc w:val="left"/>
-      <w:pPr>
-        <w:tabs>
-          <w:tab w:val="num" w:pos="5040"/>
-        </w:tabs>
-        <w:ind w:left="5040" w:hanging="360"/>
-      </w:pPr>
-    </w:lvl>
-    <w:lvl w:ilvl="7" w:tentative="1">
-      <w:start w:val="1"/>
-      <w:numFmt w:val="decimal"/>
-      <w:lvlText w:val="%8."/>
-      <w:lvlJc w:val="left"/>
-      <w:pPr>
-        <w:tabs>
-          <w:tab w:val="num" w:pos="5760"/>
-        </w:tabs>
-        <w:ind w:left="5760" w:hanging="360"/>
-      </w:pPr>
-    </w:lvl>
-    <w:lvl w:ilvl="8" w:tentative="1">
-      <w:start w:val="1"/>
-      <w:numFmt w:val="decimal"/>
-      <w:lvlText w:val="%9."/>
-      <w:lvlJc w:val="left"/>
-      <w:pPr>
-        <w:tabs>
-          <w:tab w:val="num" w:pos="6480"/>
-        </w:tabs>
-        <w:ind w:left="6480" w:hanging="360"/>
-      </w:pPr>
-    </w:lvl>
-  </w:abstractNum>
-  <w:abstractNum w:abstractNumId="1" w15:restartNumberingAfterBreak="0">
-    <w:nsid w:val="1D9C27E4"/>
-    <w:multiLevelType w:val="multilevel"/>
-    <w:tmpl w:val="146E3FDE"/>
+    <w:tmpl w:val="D804AE36"/>
     <w:lvl w:ilvl="0">
       <w:start w:val="1"/>
       <w:numFmt w:val="bullet"/>
@@ -11789,10 +11676,10 @@
       </w:rPr>
     </w:lvl>
   </w:abstractNum>
-  <w:abstractNum w:abstractNumId="2" w15:restartNumberingAfterBreak="0">
-    <w:nsid w:val="3C8A3727"/>
+  <w:abstractNum w:abstractNumId="1" w15:restartNumberingAfterBreak="0">
+    <w:nsid w:val="1C3B3017"/>
     <w:multiLevelType w:val="multilevel"/>
-    <w:tmpl w:val="36EA076C"/>
+    <w:tmpl w:val="62D88B86"/>
     <w:lvl w:ilvl="0">
       <w:start w:val="1"/>
       <w:numFmt w:val="decimal"/>
@@ -11902,10 +11789,10 @@
       </w:pPr>
     </w:lvl>
   </w:abstractNum>
-  <w:abstractNum w:abstractNumId="3" w15:restartNumberingAfterBreak="0">
-    <w:nsid w:val="730B350A"/>
+  <w:abstractNum w:abstractNumId="2" w15:restartNumberingAfterBreak="0">
+    <w:nsid w:val="590A25D1"/>
     <w:multiLevelType w:val="multilevel"/>
-    <w:tmpl w:val="0794057A"/>
+    <w:tmpl w:val="D80A8506"/>
     <w:lvl w:ilvl="0">
       <w:start w:val="1"/>
       <w:numFmt w:val="bullet"/>
@@ -12051,10 +11938,10 @@
       </w:rPr>
     </w:lvl>
   </w:abstractNum>
-  <w:abstractNum w:abstractNumId="4" w15:restartNumberingAfterBreak="0">
-    <w:nsid w:val="770A1396"/>
+  <w:abstractNum w:abstractNumId="3" w15:restartNumberingAfterBreak="0">
+    <w:nsid w:val="6A4933F5"/>
     <w:multiLevelType w:val="multilevel"/>
-    <w:tmpl w:val="4F90A924"/>
+    <w:tmpl w:val="13D099E6"/>
     <w:lvl w:ilvl="0">
       <w:start w:val="1"/>
       <w:numFmt w:val="decimal"/>
@@ -12164,10 +12051,123 @@
       </w:pPr>
     </w:lvl>
   </w:abstractNum>
+  <w:abstractNum w:abstractNumId="4" w15:restartNumberingAfterBreak="0">
+    <w:nsid w:val="76A8576B"/>
+    <w:multiLevelType w:val="multilevel"/>
+    <w:tmpl w:val="B48609E2"/>
+    <w:lvl w:ilvl="0">
+      <w:start w:val="1"/>
+      <w:numFmt w:val="decimal"/>
+      <w:lvlText w:val="%1."/>
+      <w:lvlJc w:val="left"/>
+      <w:pPr>
+        <w:tabs>
+          <w:tab w:val="num" w:pos="720"/>
+        </w:tabs>
+        <w:ind w:left="720" w:hanging="360"/>
+      </w:pPr>
+    </w:lvl>
+    <w:lvl w:ilvl="1" w:tentative="1">
+      <w:start w:val="1"/>
+      <w:numFmt w:val="decimal"/>
+      <w:lvlText w:val="%2."/>
+      <w:lvlJc w:val="left"/>
+      <w:pPr>
+        <w:tabs>
+          <w:tab w:val="num" w:pos="1440"/>
+        </w:tabs>
+        <w:ind w:left="1440" w:hanging="360"/>
+      </w:pPr>
+    </w:lvl>
+    <w:lvl w:ilvl="2" w:tentative="1">
+      <w:start w:val="1"/>
+      <w:numFmt w:val="decimal"/>
+      <w:lvlText w:val="%3."/>
+      <w:lvlJc w:val="left"/>
+      <w:pPr>
+        <w:tabs>
+          <w:tab w:val="num" w:pos="2160"/>
+        </w:tabs>
+        <w:ind w:left="2160" w:hanging="360"/>
+      </w:pPr>
+    </w:lvl>
+    <w:lvl w:ilvl="3" w:tentative="1">
+      <w:start w:val="1"/>
+      <w:numFmt w:val="decimal"/>
+      <w:lvlText w:val="%4."/>
+      <w:lvlJc w:val="left"/>
+      <w:pPr>
+        <w:tabs>
+          <w:tab w:val="num" w:pos="2880"/>
+        </w:tabs>
+        <w:ind w:left="2880" w:hanging="360"/>
+      </w:pPr>
+    </w:lvl>
+    <w:lvl w:ilvl="4" w:tentative="1">
+      <w:start w:val="1"/>
+      <w:numFmt w:val="decimal"/>
+      <w:lvlText w:val="%5."/>
+      <w:lvlJc w:val="left"/>
+      <w:pPr>
+        <w:tabs>
+          <w:tab w:val="num" w:pos="3600"/>
+        </w:tabs>
+        <w:ind w:left="3600" w:hanging="360"/>
+      </w:pPr>
+    </w:lvl>
+    <w:lvl w:ilvl="5" w:tentative="1">
+      <w:start w:val="1"/>
+      <w:numFmt w:val="decimal"/>
+      <w:lvlText w:val="%6."/>
+      <w:lvlJc w:val="left"/>
+      <w:pPr>
+        <w:tabs>
+          <w:tab w:val="num" w:pos="4320"/>
+        </w:tabs>
+        <w:ind w:left="4320" w:hanging="360"/>
+      </w:pPr>
+    </w:lvl>
+    <w:lvl w:ilvl="6" w:tentative="1">
+      <w:start w:val="1"/>
+      <w:numFmt w:val="decimal"/>
+      <w:lvlText w:val="%7."/>
+      <w:lvlJc w:val="left"/>
+      <w:pPr>
+        <w:tabs>
+          <w:tab w:val="num" w:pos="5040"/>
+        </w:tabs>
+        <w:ind w:left="5040" w:hanging="360"/>
+      </w:pPr>
+    </w:lvl>
+    <w:lvl w:ilvl="7" w:tentative="1">
+      <w:start w:val="1"/>
+      <w:numFmt w:val="decimal"/>
+      <w:lvlText w:val="%8."/>
+      <w:lvlJc w:val="left"/>
+      <w:pPr>
+        <w:tabs>
+          <w:tab w:val="num" w:pos="5760"/>
+        </w:tabs>
+        <w:ind w:left="5760" w:hanging="360"/>
+      </w:pPr>
+    </w:lvl>
+    <w:lvl w:ilvl="8" w:tentative="1">
+      <w:start w:val="1"/>
+      <w:numFmt w:val="decimal"/>
+      <w:lvlText w:val="%9."/>
+      <w:lvlJc w:val="left"/>
+      <w:pPr>
+        <w:tabs>
+          <w:tab w:val="num" w:pos="6480"/>
+        </w:tabs>
+        <w:ind w:left="6480" w:hanging="360"/>
+      </w:pPr>
+    </w:lvl>
+  </w:abstractNum>
   <w:abstractNum w:abstractNumId="5" w15:restartNumberingAfterBreak="0">
-    <w:nsid w:val="7F6A6568"/>
+    <w:nsid w:val="770F4202"/>
     <w:multiLevelType w:val="multilevel"/>
-    <w:tmpl w:val="2E40B828"/>
+    <w:tmpl w:val="136676BA"/>
     <w:lvl w:ilvl="0">
       <w:start w:val="1"/>
       <w:numFmt w:val="bullet"/>
@@ -12313,22 +12313,22 @@
       </w:rPr>
     </w:lvl>
   </w:abstractNum>
-  <w:num w:numId="1" w16cid:durableId="630398996">
+  <w:num w:numId="1" w16cid:durableId="483015327">
     <w:abstractNumId w:val="5"/>
   </w:num>
-  <w:num w:numId="2" w16cid:durableId="86924661">
+  <w:num w:numId="2" w16cid:durableId="1275333552">
+    <w:abstractNumId w:val="3"/>
+  </w:num>
+  <w:num w:numId="3" w16cid:durableId="1766805948">
     <w:abstractNumId w:val="2"/>
   </w:num>
-  <w:num w:numId="3" w16cid:durableId="865944283">
-    <w:abstractNumId w:val="3"/>
+  <w:num w:numId="4" w16cid:durableId="55662944">
+    <w:abstractNumId w:val="1"/>
   </w:num>
-  <w:num w:numId="4" w16cid:durableId="1227649998">
+  <w:num w:numId="5" w16cid:durableId="1962573112">
     <w:abstractNumId w:val="0"/>
   </w:num>
-  <w:num w:numId="5" w16cid:durableId="1363628224">
-    <w:abstractNumId w:val="1"/>
-  </w:num>
-  <w:num w:numId="6" w16cid:durableId="540168717">
+  <w:num w:numId="6" w16cid:durableId="955674888">
     <w:abstractNumId w:val="4"/>
   </w:num>
 </w:numbering>
@@ -12963,7 +12963,7 @@
     <w:link w:val="a8"/>
     <w:uiPriority w:val="99"/>
     <w:unhideWhenUsed/>
-    <w:rsid w:val="00D357C5"/>
+    <w:rsid w:val="006C0FE2"/>
     <w:pPr>
       <w:tabs>
         <w:tab w:val="center" w:pos="4153"/>
@@ -12982,7 +12982,7 @@
     <w:basedOn w:val="a0"/>
     <w:link w:val="a7"/>
     <w:uiPriority w:val="99"/>
-    <w:rsid w:val="00D357C5"/>
+    <w:rsid w:val="006C0FE2"/>
     <w:rPr>
       <w:rFonts w:ascii="宋体" w:eastAsia="宋体" w:hAnsi="宋体" w:cs="宋体"/>
       <w:sz w:val="18"/>
@@ -12995,7 +12995,7 @@
     <w:link w:val="aa"/>
     <w:uiPriority w:val="99"/>
     <w:unhideWhenUsed/>
-    <w:rsid w:val="00D357C5"/>
+    <w:rsid w:val="006C0FE2"/>
     <w:pPr>
       <w:tabs>
         <w:tab w:val="center" w:pos="4153"/>
@@ -13013,7 +13013,7 @@
     <w:basedOn w:val="a0"/>
     <w:link w:val="a9"/>
     <w:uiPriority w:val="99"/>
-    <w:rsid w:val="00D357C5"/>
+    <w:rsid w:val="006C0FE2"/>
     <w:rPr>
       <w:rFonts w:ascii="宋体" w:eastAsia="宋体" w:hAnsi="宋体" w:cs="宋体"/>
       <w:sz w:val="18"/>

--- a/docs/defense/ChainProof-项目介绍.docx
+++ b/docs/defense/ChainProof-项目介绍.docx
@@ -25,7 +25,7 @@
     <w:p>
       <w:pPr>
         <w:pStyle w:val="a3"/>
-        <w:divId w:val="196747539"/>
+        <w:divId w:val="2013221338"/>
         <w:rPr>
           <w:rFonts w:ascii="微软雅黑" w:eastAsia="微软雅黑" w:hAnsi="微软雅黑" w:hint="eastAsia"/>
           <w:color w:val="475569"/>
@@ -64,7 +64,7 @@
     <w:p>
       <w:pPr>
         <w:pStyle w:val="a3"/>
-        <w:divId w:val="196747539"/>
+        <w:divId w:val="2013221338"/>
         <w:rPr>
           <w:rFonts w:ascii="微软雅黑" w:eastAsia="微软雅黑" w:hAnsi="微软雅黑" w:hint="eastAsia"/>
           <w:color w:val="475569"/>
@@ -139,7 +139,7 @@
     <w:p>
       <w:pPr>
         <w:pStyle w:val="a3"/>
-        <w:divId w:val="196747539"/>
+        <w:divId w:val="2013221338"/>
         <w:rPr>
           <w:rFonts w:ascii="微软雅黑" w:eastAsia="微软雅黑" w:hAnsi="微软雅黑" w:hint="eastAsia"/>
           <w:color w:val="475569"/>
@@ -191,7 +191,7 @@
           <w:sz w:val="21"/>
           <w:szCs w:val="21"/>
         </w:rPr>
-        <w:pict w14:anchorId="5ACE6DFE">
+        <w:pict w14:anchorId="2F0491F5">
           <v:rect id="_x0000_i1025" style="width:0;height:1.5pt" o:hralign="center" o:hrstd="t" o:hr="t" fillcolor="#a0a0a0" stroked="f"/>
         </w:pict>
       </w:r>
@@ -8655,7 +8655,7 @@
                 <w:szCs w:val="19"/>
               </w:rPr>
               <w:drawing>
-                <wp:inline distT="0" distB="0" distL="0" distR="0" wp14:anchorId="3C5E8822" wp14:editId="44C6501E">
+                <wp:inline distT="0" distB="0" distL="0" distR="0" wp14:anchorId="5D603959" wp14:editId="0BF9B260">
                   <wp:extent cx="2667000" cy="1670050"/>
                   <wp:effectExtent l="0" t="0" r="0" b="6350"/>
                   <wp:docPr id="2" name="图片 2" descr="概览"/>
@@ -8741,7 +8741,7 @@
                 <w:szCs w:val="19"/>
               </w:rPr>
               <w:drawing>
-                <wp:inline distT="0" distB="0" distL="0" distR="0" wp14:anchorId="42E69E51" wp14:editId="03007CF4">
+                <wp:inline distT="0" distB="0" distL="0" distR="0" wp14:anchorId="37B4C207" wp14:editId="1F514611">
                   <wp:extent cx="2667000" cy="1670050"/>
                   <wp:effectExtent l="0" t="0" r="0" b="6350"/>
                   <wp:docPr id="3" name="图片 3" descr="项目详情"/>
@@ -8930,7 +8930,7 @@
               </w:rPr>
               <w:lastRenderedPageBreak/>
               <w:drawing>
-                <wp:inline distT="0" distB="0" distL="0" distR="0" wp14:anchorId="56766218" wp14:editId="3871DB8D">
+                <wp:inline distT="0" distB="0" distL="0" distR="0" wp14:anchorId="6E1639E6" wp14:editId="602FA81D">
                   <wp:extent cx="2667000" cy="1670050"/>
                   <wp:effectExtent l="0" t="0" r="0" b="6350"/>
                   <wp:docPr id="4" name="图片 4" descr="贡献确认"/>
@@ -9016,7 +9016,7 @@
                 <w:szCs w:val="19"/>
               </w:rPr>
               <w:drawing>
-                <wp:inline distT="0" distB="0" distL="0" distR="0" wp14:anchorId="4C14B06D" wp14:editId="464AA391">
+                <wp:inline distT="0" distB="0" distL="0" distR="0" wp14:anchorId="64D38938" wp14:editId="77284D70">
                   <wp:extent cx="2667000" cy="1670050"/>
                   <wp:effectExtent l="0" t="0" r="0" b="6350"/>
                   <wp:docPr id="5" name="图片 5" descr="公开验证"/>
@@ -9071,7 +9071,7 @@
     <w:p>
       <w:pPr>
         <w:pStyle w:val="a3"/>
-        <w:divId w:val="1762411220"/>
+        <w:divId w:val="1414398154"/>
         <w:rPr>
           <w:rFonts w:ascii="微软雅黑" w:eastAsia="微软雅黑" w:hAnsi="微软雅黑" w:hint="eastAsia"/>
           <w:color w:val="475569"/>
@@ -11213,7 +11213,7 @@
           <w:sz w:val="21"/>
           <w:szCs w:val="21"/>
         </w:rPr>
-        <w:pict w14:anchorId="1C80D61F">
+        <w:pict w14:anchorId="2A9EE12E">
           <v:rect id="_x0000_i1030" style="width:0;height:1.5pt" o:hralign="center" o:hrstd="t" o:hr="t" fillcolor="#a0a0a0" stroked="f"/>
         </w:pict>
       </w:r>
@@ -11528,9 +11528,9 @@
 <file path=word/numbering.xml><?xml version="1.0" encoding="utf-8"?>
 <w:numbering xmlns:wpc="http://schemas.microsoft.com/office/word/2010/wordprocessingCanvas" xmlns:cx="http://schemas.microsoft.com/office/drawing/2014/chartex" xmlns:cx1="http://schemas.microsoft.com/office/drawing/2015/9/8/chartex" xmlns:cx2="http://schemas.microsoft.com/office/drawing/2015/10/21/chartex" xmlns:cx3="http://schemas.microsoft.com/office/drawing/2016/5/9/chartex" xmlns:cx4="http://schemas.microsoft.com/office/drawing/2016/5/10/chartex" xmlns:cx5="http://schemas.microsoft.com/office/drawing/2016/5/11/chartex" xmlns:cx6="http://schemas.microsoft.com/office/drawing/2016/5/12/chartex" xmlns:cx7="http://schemas.microsoft.com/office/drawing/2016/5/13/chartex" xmlns:cx8="http://schemas.microsoft.com/office/drawing/2016/5/14/chartex" xmlns:mc="http://schemas.openxmlformats.org/markup-compatibility/2006" xmlns:aink="http://schemas.microsoft.com/office/drawing/2016/ink" xmlns:am3d="http://schemas.microsoft.com/office/drawing/2017/model3d" xmlns:o="urn:schemas-microsoft-com:office:office" xmlns:oel="http://schemas.microsoft.com/office/2019/extlst" xmlns:r="http://schemas.openxmlformats.org/officeDocument/2006/relationships" xmlns:m="http://schemas.openxmlformats.org/officeDocument/2006/math" xmlns:v="urn:schemas-microsoft-com:vml" xmlns:wp14="http://schemas.microsoft.com/office/word/2010/wordprocessingDrawing" xmlns:wp="http://schemas.openxmlformats.org/drawingml/2006/wordprocessingDrawing" xmlns:w10="urn:schemas-microsoft-com:office:word" xmlns:w="http://schemas.openxmlformats.org/wordprocessingml/2006/main" xmlns:w14="http://schemas.microsoft.com/office/word/2010/wordml" xmlns:w15="http://schemas.microsoft.com/office/word/2012/wordml" xmlns:w16cex="http://schemas.microsoft.com/office/word/2018/wordml/cex" xmlns:w16cid="http://schemas.microsoft.com/office/word/2016/wordml/cid" xmlns:w16="http://schemas.microsoft.com/office/word/2018/wordml" xmlns:w16du="http://schemas.microsoft.com/office/word/2023/wordml/word16du" xmlns:w16sdtdh="http://schemas.microsoft.com/office/word/2020/wordml/sdtdatahash" xmlns:w16sdtfl="http://schemas.microsoft.com/office/word/2024/wordml/sdtformatlock" xmlns:w16se="http://schemas.microsoft.com/office/word/2015/wordml/symex" xmlns:wpg="http://schemas.microsoft.com/office/word/2010/wordprocessingGroup" xmlns:wpi="http://schemas.microsoft.com/office/word/2010/wordprocessingInk" xmlns:wne="http://schemas.microsoft.com/office/word/2006/wordml" xmlns:wps="http://schemas.microsoft.com/office/word/2010/wordprocessingShape" mc:Ignorable="w14 w15 w16se w16cid w16 w16cex w16sdtdh w16sdtfl w16du wp14">
   <w:abstractNum w:abstractNumId="0" w15:restartNumberingAfterBreak="0">
-    <w:nsid w:val="12B55ECF"/>
+    <w:nsid w:val="10FB2E06"/>
     <w:multiLevelType w:val="multilevel"/>
-    <w:tmpl w:val="D804AE36"/>
+    <w:tmpl w:val="9E383ABC"/>
     <w:lvl w:ilvl="0">
       <w:start w:val="1"/>
       <w:numFmt w:val="bullet"/>
@@ -11677,122 +11677,9 @@
     </w:lvl>
   </w:abstractNum>
   <w:abstractNum w:abstractNumId="1" w15:restartNumberingAfterBreak="0">
-    <w:nsid w:val="1C3B3017"/>
+    <w:nsid w:val="2D12537C"/>
     <w:multiLevelType w:val="multilevel"/>
-    <w:tmpl w:val="62D88B86"/>
-    <w:lvl w:ilvl="0">
-      <w:start w:val="1"/>
-      <w:numFmt w:val="decimal"/>
-      <w:lvlText w:val="%1."/>
-      <w:lvlJc w:val="left"/>
-      <w:pPr>
-        <w:tabs>
-          <w:tab w:val="num" w:pos="720"/>
-        </w:tabs>
-        <w:ind w:left="720" w:hanging="360"/>
-      </w:pPr>
-    </w:lvl>
-    <w:lvl w:ilvl="1" w:tentative="1">
-      <w:start w:val="1"/>
-      <w:numFmt w:val="decimal"/>
-      <w:lvlText w:val="%2."/>
-      <w:lvlJc w:val="left"/>
-      <w:pPr>
-        <w:tabs>
-          <w:tab w:val="num" w:pos="1440"/>
-        </w:tabs>
-        <w:ind w:left="1440" w:hanging="360"/>
-      </w:pPr>
-    </w:lvl>
-    <w:lvl w:ilvl="2" w:tentative="1">
-      <w:start w:val="1"/>
-      <w:numFmt w:val="decimal"/>
-      <w:lvlText w:val="%3."/>
-      <w:lvlJc w:val="left"/>
-      <w:pPr>
-        <w:tabs>
-          <w:tab w:val="num" w:pos="2160"/>
-        </w:tabs>
-        <w:ind w:left="2160" w:hanging="360"/>
-      </w:pPr>
-    </w:lvl>
-    <w:lvl w:ilvl="3" w:tentative="1">
-      <w:start w:val="1"/>
-      <w:numFmt w:val="decimal"/>
-      <w:lvlText w:val="%4."/>
-      <w:lvlJc w:val="left"/>
-      <w:pPr>
-        <w:tabs>
-          <w:tab w:val="num" w:pos="2880"/>
-        </w:tabs>
-        <w:ind w:left="2880" w:hanging="360"/>
-      </w:pPr>
-    </w:lvl>
-    <w:lvl w:ilvl="4" w:tentative="1">
-      <w:start w:val="1"/>
-      <w:numFmt w:val="decimal"/>
-      <w:lvlText w:val="%5."/>
-      <w:lvlJc w:val="left"/>
-      <w:pPr>
-        <w:tabs>
-          <w:tab w:val="num" w:pos="3600"/>
-        </w:tabs>
-        <w:ind w:left="3600" w:hanging="360"/>
-      </w:pPr>
-    </w:lvl>
-    <w:lvl w:ilvl="5" w:tentative="1">
-      <w:start w:val="1"/>
-      <w:numFmt w:val="decimal"/>
-      <w:lvlText w:val="%6."/>
-      <w:lvlJc w:val="left"/>
-      <w:pPr>
-        <w:tabs>
-          <w:tab w:val="num" w:pos="4320"/>
-        </w:tabs>
-        <w:ind w:left="4320" w:hanging="360"/>
-      </w:pPr>
-    </w:lvl>
-    <w:lvl w:ilvl="6" w:tentative="1">
-      <w:start w:val="1"/>
-      <w:numFmt w:val="decimal"/>
-      <w:lvlText w:val="%7."/>
-      <w:lvlJc w:val="left"/>
-      <w:pPr>
-        <w:tabs>
-          <w:tab w:val="num" w:pos="5040"/>
-        </w:tabs>
-        <w:ind w:left="5040" w:hanging="360"/>
-      </w:pPr>
-    </w:lvl>
-    <w:lvl w:ilvl="7" w:tentative="1">
-      <w:start w:val="1"/>
-      <w:numFmt w:val="decimal"/>
-      <w:lvlText w:val="%8."/>
-      <w:lvlJc w:val="left"/>
-      <w:pPr>
-        <w:tabs>
-          <w:tab w:val="num" w:pos="5760"/>
-        </w:tabs>
-        <w:ind w:left="5760" w:hanging="360"/>
-      </w:pPr>
-    </w:lvl>
-    <w:lvl w:ilvl="8" w:tentative="1">
-      <w:start w:val="1"/>
-      <w:numFmt w:val="decimal"/>
-      <w:lvlText w:val="%9."/>
-      <w:lvlJc w:val="left"/>
-      <w:pPr>
-        <w:tabs>
-          <w:tab w:val="num" w:pos="6480"/>
-        </w:tabs>
-        <w:ind w:left="6480" w:hanging="360"/>
-      </w:pPr>
-    </w:lvl>
-  </w:abstractNum>
-  <w:abstractNum w:abstractNumId="2" w15:restartNumberingAfterBreak="0">
-    <w:nsid w:val="590A25D1"/>
-    <w:multiLevelType w:val="multilevel"/>
-    <w:tmpl w:val="D80A8506"/>
+    <w:tmpl w:val="0142943C"/>
     <w:lvl w:ilvl="0">
       <w:start w:val="1"/>
       <w:numFmt w:val="bullet"/>
@@ -11938,10 +11825,10 @@
       </w:rPr>
     </w:lvl>
   </w:abstractNum>
-  <w:abstractNum w:abstractNumId="3" w15:restartNumberingAfterBreak="0">
-    <w:nsid w:val="6A4933F5"/>
+  <w:abstractNum w:abstractNumId="2" w15:restartNumberingAfterBreak="0">
+    <w:nsid w:val="3C45674C"/>
     <w:multiLevelType w:val="multilevel"/>
-    <w:tmpl w:val="13D099E6"/>
+    <w:tmpl w:val="46DA84B6"/>
     <w:lvl w:ilvl="0">
       <w:start w:val="1"/>
       <w:numFmt w:val="decimal"/>
@@ -12051,123 +11938,10 @@
       </w:pPr>
     </w:lvl>
   </w:abstractNum>
-  <w:abstractNum w:abstractNumId="4" w15:restartNumberingAfterBreak="0">
-    <w:nsid w:val="76A8576B"/>
+  <w:abstractNum w:abstractNumId="3" w15:restartNumberingAfterBreak="0">
+    <w:nsid w:val="47DB6AEF"/>
     <w:multiLevelType w:val="multilevel"/>
-    <w:tmpl w:val="B48609E2"/>
-    <w:lvl w:ilvl="0">
-      <w:start w:val="1"/>
-      <w:numFmt w:val="decimal"/>
-      <w:lvlText w:val="%1."/>
-      <w:lvlJc w:val="left"/>
-      <w:pPr>
-        <w:tabs>
-          <w:tab w:val="num" w:pos="720"/>
-        </w:tabs>
-        <w:ind w:left="720" w:hanging="360"/>
-      </w:pPr>
-    </w:lvl>
-    <w:lvl w:ilvl="1" w:tentative="1">
-      <w:start w:val="1"/>
-      <w:numFmt w:val="decimal"/>
-      <w:lvlText w:val="%2."/>
-      <w:lvlJc w:val="left"/>
-      <w:pPr>
-        <w:tabs>
-          <w:tab w:val="num" w:pos="1440"/>
-        </w:tabs>
-        <w:ind w:left="1440" w:hanging="360"/>
-      </w:pPr>
-    </w:lvl>
-    <w:lvl w:ilvl="2" w:tentative="1">
-      <w:start w:val="1"/>
-      <w:numFmt w:val="decimal"/>
-      <w:lvlText w:val="%3."/>
-      <w:lvlJc w:val="left"/>
-      <w:pPr>
-        <w:tabs>
-          <w:tab w:val="num" w:pos="2160"/>
-        </w:tabs>
-        <w:ind w:left="2160" w:hanging="360"/>
-      </w:pPr>
-    </w:lvl>
-    <w:lvl w:ilvl="3" w:tentative="1">
-      <w:start w:val="1"/>
-      <w:numFmt w:val="decimal"/>
-      <w:lvlText w:val="%4."/>
-      <w:lvlJc w:val="left"/>
-      <w:pPr>
-        <w:tabs>
-          <w:tab w:val="num" w:pos="2880"/>
-        </w:tabs>
-        <w:ind w:left="2880" w:hanging="360"/>
-      </w:pPr>
-    </w:lvl>
-    <w:lvl w:ilvl="4" w:tentative="1">
-      <w:start w:val="1"/>
-      <w:numFmt w:val="decimal"/>
-      <w:lvlText w:val="%5."/>
-      <w:lvlJc w:val="left"/>
-      <w:pPr>
-        <w:tabs>
-          <w:tab w:val="num" w:pos="3600"/>
-        </w:tabs>
-        <w:ind w:left="3600" w:hanging="360"/>
-      </w:pPr>
-    </w:lvl>
-    <w:lvl w:ilvl="5" w:tentative="1">
-      <w:start w:val="1"/>
-      <w:numFmt w:val="decimal"/>
-      <w:lvlText w:val="%6."/>
-      <w:lvlJc w:val="left"/>
-      <w:pPr>
-        <w:tabs>
-          <w:tab w:val="num" w:pos="4320"/>
-        </w:tabs>
-        <w:ind w:left="4320" w:hanging="360"/>
-      </w:pPr>
-    </w:lvl>
-    <w:lvl w:ilvl="6" w:tentative="1">
-      <w:start w:val="1"/>
-      <w:numFmt w:val="decimal"/>
-      <w:lvlText w:val="%7."/>
-      <w:lvlJc w:val="left"/>
-      <w:pPr>
-        <w:tabs>
-          <w:tab w:val="num" w:pos="5040"/>
-        </w:tabs>
-        <w:ind w:left="5040" w:hanging="360"/>
-      </w:pPr>
-    </w:lvl>
-    <w:lvl w:ilvl="7" w:tentative="1">
-      <w:start w:val="1"/>
-      <w:numFmt w:val="decimal"/>
-      <w:lvlText w:val="%8."/>
-      <w:lvlJc w:val="left"/>
-      <w:pPr>
-        <w:tabs>
-          <w:tab w:val="num" w:pos="5760"/>
-        </w:tabs>
-        <w:ind w:left="5760" w:hanging="360"/>
-      </w:pPr>
-    </w:lvl>
-    <w:lvl w:ilvl="8" w:tentative="1">
-      <w:start w:val="1"/>
-      <w:numFmt w:val="decimal"/>
-      <w:lvlText w:val="%9."/>
-      <w:lvlJc w:val="left"/>
-      <w:pPr>
-        <w:tabs>
-          <w:tab w:val="num" w:pos="6480"/>
-        </w:tabs>
-        <w:ind w:left="6480" w:hanging="360"/>
-      </w:pPr>
-    </w:lvl>
-  </w:abstractNum>
-  <w:abstractNum w:abstractNumId="5" w15:restartNumberingAfterBreak="0">
-    <w:nsid w:val="770F4202"/>
-    <w:multiLevelType w:val="multilevel"/>
-    <w:tmpl w:val="136676BA"/>
+    <w:tmpl w:val="6568E1A0"/>
     <w:lvl w:ilvl="0">
       <w:start w:val="1"/>
       <w:numFmt w:val="bullet"/>
@@ -12313,22 +12087,248 @@
       </w:rPr>
     </w:lvl>
   </w:abstractNum>
-  <w:num w:numId="1" w16cid:durableId="483015327">
+  <w:abstractNum w:abstractNumId="4" w15:restartNumberingAfterBreak="0">
+    <w:nsid w:val="71465377"/>
+    <w:multiLevelType w:val="multilevel"/>
+    <w:tmpl w:val="6A42C0CC"/>
+    <w:lvl w:ilvl="0">
+      <w:start w:val="1"/>
+      <w:numFmt w:val="decimal"/>
+      <w:lvlText w:val="%1."/>
+      <w:lvlJc w:val="left"/>
+      <w:pPr>
+        <w:tabs>
+          <w:tab w:val="num" w:pos="720"/>
+        </w:tabs>
+        <w:ind w:left="720" w:hanging="360"/>
+      </w:pPr>
+    </w:lvl>
+    <w:lvl w:ilvl="1" w:tentative="1">
+      <w:start w:val="1"/>
+      <w:numFmt w:val="decimal"/>
+      <w:lvlText w:val="%2."/>
+      <w:lvlJc w:val="left"/>
+      <w:pPr>
+        <w:tabs>
+          <w:tab w:val="num" w:pos="1440"/>
+        </w:tabs>
+        <w:ind w:left="1440" w:hanging="360"/>
+      </w:pPr>
+    </w:lvl>
+    <w:lvl w:ilvl="2" w:tentative="1">
+      <w:start w:val="1"/>
+      <w:numFmt w:val="decimal"/>
+      <w:lvlText w:val="%3."/>
+      <w:lvlJc w:val="left"/>
+      <w:pPr>
+        <w:tabs>
+          <w:tab w:val="num" w:pos="2160"/>
+        </w:tabs>
+        <w:ind w:left="2160" w:hanging="360"/>
+      </w:pPr>
+    </w:lvl>
+    <w:lvl w:ilvl="3" w:tentative="1">
+      <w:start w:val="1"/>
+      <w:numFmt w:val="decimal"/>
+      <w:lvlText w:val="%4."/>
+      <w:lvlJc w:val="left"/>
+      <w:pPr>
+        <w:tabs>
+          <w:tab w:val="num" w:pos="2880"/>
+        </w:tabs>
+        <w:ind w:left="2880" w:hanging="360"/>
+      </w:pPr>
+    </w:lvl>
+    <w:lvl w:ilvl="4" w:tentative="1">
+      <w:start w:val="1"/>
+      <w:numFmt w:val="decimal"/>
+      <w:lvlText w:val="%5."/>
+      <w:lvlJc w:val="left"/>
+      <w:pPr>
+        <w:tabs>
+          <w:tab w:val="num" w:pos="3600"/>
+        </w:tabs>
+        <w:ind w:left="3600" w:hanging="360"/>
+      </w:pPr>
+    </w:lvl>
+    <w:lvl w:ilvl="5" w:tentative="1">
+      <w:start w:val="1"/>
+      <w:numFmt w:val="decimal"/>
+      <w:lvlText w:val="%6."/>
+      <w:lvlJc w:val="left"/>
+      <w:pPr>
+        <w:tabs>
+          <w:tab w:val="num" w:pos="4320"/>
+        </w:tabs>
+        <w:ind w:left="4320" w:hanging="360"/>
+      </w:pPr>
+    </w:lvl>
+    <w:lvl w:ilvl="6" w:tentative="1">
+      <w:start w:val="1"/>
+      <w:numFmt w:val="decimal"/>
+      <w:lvlText w:val="%7."/>
+      <w:lvlJc w:val="left"/>
+      <w:pPr>
+        <w:tabs>
+          <w:tab w:val="num" w:pos="5040"/>
+        </w:tabs>
+        <w:ind w:left="5040" w:hanging="360"/>
+      </w:pPr>
+    </w:lvl>
+    <w:lvl w:ilvl="7" w:tentative="1">
+      <w:start w:val="1"/>
+      <w:numFmt w:val="decimal"/>
+      <w:lvlText w:val="%8."/>
+      <w:lvlJc w:val="left"/>
+      <w:pPr>
+        <w:tabs>
+          <w:tab w:val="num" w:pos="5760"/>
+        </w:tabs>
+        <w:ind w:left="5760" w:hanging="360"/>
+      </w:pPr>
+    </w:lvl>
+    <w:lvl w:ilvl="8" w:tentative="1">
+      <w:start w:val="1"/>
+      <w:numFmt w:val="decimal"/>
+      <w:lvlText w:val="%9."/>
+      <w:lvlJc w:val="left"/>
+      <w:pPr>
+        <w:tabs>
+          <w:tab w:val="num" w:pos="6480"/>
+        </w:tabs>
+        <w:ind w:left="6480" w:hanging="360"/>
+      </w:pPr>
+    </w:lvl>
+  </w:abstractNum>
+  <w:abstractNum w:abstractNumId="5" w15:restartNumberingAfterBreak="0">
+    <w:nsid w:val="7C5B760F"/>
+    <w:multiLevelType w:val="multilevel"/>
+    <w:tmpl w:val="C186D184"/>
+    <w:lvl w:ilvl="0">
+      <w:start w:val="1"/>
+      <w:numFmt w:val="decimal"/>
+      <w:lvlText w:val="%1."/>
+      <w:lvlJc w:val="left"/>
+      <w:pPr>
+        <w:tabs>
+          <w:tab w:val="num" w:pos="720"/>
+        </w:tabs>
+        <w:ind w:left="720" w:hanging="360"/>
+      </w:pPr>
+    </w:lvl>
+    <w:lvl w:ilvl="1" w:tentative="1">
+      <w:start w:val="1"/>
+      <w:numFmt w:val="decimal"/>
+      <w:lvlText w:val="%2."/>
+      <w:lvlJc w:val="left"/>
+      <w:pPr>
+        <w:tabs>
+          <w:tab w:val="num" w:pos="1440"/>
+        </w:tabs>
+        <w:ind w:left="1440" w:hanging="360"/>
+      </w:pPr>
+    </w:lvl>
+    <w:lvl w:ilvl="2" w:tentative="1">
+      <w:start w:val="1"/>
+      <w:numFmt w:val="decimal"/>
+      <w:lvlText w:val="%3."/>
+      <w:lvlJc w:val="left"/>
+      <w:pPr>
+        <w:tabs>
+          <w:tab w:val="num" w:pos="2160"/>
+        </w:tabs>
+        <w:ind w:left="2160" w:hanging="360"/>
+      </w:pPr>
+    </w:lvl>
+    <w:lvl w:ilvl="3" w:tentative="1">
+      <w:start w:val="1"/>
+      <w:numFmt w:val="decimal"/>
+      <w:lvlText w:val="%4."/>
+      <w:lvlJc w:val="left"/>
+      <w:pPr>
+        <w:tabs>
+          <w:tab w:val="num" w:pos="2880"/>
+        </w:tabs>
+        <w:ind w:left="2880" w:hanging="360"/>
+      </w:pPr>
+    </w:lvl>
+    <w:lvl w:ilvl="4" w:tentative="1">
+      <w:start w:val="1"/>
+      <w:numFmt w:val="decimal"/>
+      <w:lvlText w:val="%5."/>
+      <w:lvlJc w:val="left"/>
+      <w:pPr>
+        <w:tabs>
+          <w:tab w:val="num" w:pos="3600"/>
+        </w:tabs>
+        <w:ind w:left="3600" w:hanging="360"/>
+      </w:pPr>
+    </w:lvl>
+    <w:lvl w:ilvl="5" w:tentative="1">
+      <w:start w:val="1"/>
+      <w:numFmt w:val="decimal"/>
+      <w:lvlText w:val="%6."/>
+      <w:lvlJc w:val="left"/>
+      <w:pPr>
+        <w:tabs>
+          <w:tab w:val="num" w:pos="4320"/>
+        </w:tabs>
+        <w:ind w:left="4320" w:hanging="360"/>
+      </w:pPr>
+    </w:lvl>
+    <w:lvl w:ilvl="6" w:tentative="1">
+      <w:start w:val="1"/>
+      <w:numFmt w:val="decimal"/>
+      <w:lvlText w:val="%7."/>
+      <w:lvlJc w:val="left"/>
+      <w:pPr>
+        <w:tabs>
+          <w:tab w:val="num" w:pos="5040"/>
+        </w:tabs>
+        <w:ind w:left="5040" w:hanging="360"/>
+      </w:pPr>
+    </w:lvl>
+    <w:lvl w:ilvl="7" w:tentative="1">
+      <w:start w:val="1"/>
+      <w:numFmt w:val="decimal"/>
+      <w:lvlText w:val="%8."/>
+      <w:lvlJc w:val="left"/>
+      <w:pPr>
+        <w:tabs>
+          <w:tab w:val="num" w:pos="5760"/>
+        </w:tabs>
+        <w:ind w:left="5760" w:hanging="360"/>
+      </w:pPr>
+    </w:lvl>
+    <w:lvl w:ilvl="8" w:tentative="1">
+      <w:start w:val="1"/>
+      <w:numFmt w:val="decimal"/>
+      <w:lvlText w:val="%9."/>
+      <w:lvlJc w:val="left"/>
+      <w:pPr>
+        <w:tabs>
+          <w:tab w:val="num" w:pos="6480"/>
+        </w:tabs>
+        <w:ind w:left="6480" w:hanging="360"/>
+      </w:pPr>
+    </w:lvl>
+  </w:abstractNum>
+  <w:num w:numId="1" w16cid:durableId="535583300">
+    <w:abstractNumId w:val="3"/>
+  </w:num>
+  <w:num w:numId="2" w16cid:durableId="1354839013">
+    <w:abstractNumId w:val="2"/>
+  </w:num>
+  <w:num w:numId="3" w16cid:durableId="1244879565">
+    <w:abstractNumId w:val="0"/>
+  </w:num>
+  <w:num w:numId="4" w16cid:durableId="886646310">
     <w:abstractNumId w:val="5"/>
   </w:num>
-  <w:num w:numId="2" w16cid:durableId="1275333552">
-    <w:abstractNumId w:val="3"/>
-  </w:num>
-  <w:num w:numId="3" w16cid:durableId="1766805948">
-    <w:abstractNumId w:val="2"/>
-  </w:num>
-  <w:num w:numId="4" w16cid:durableId="55662944">
+  <w:num w:numId="5" w16cid:durableId="768432834">
     <w:abstractNumId w:val="1"/>
   </w:num>
-  <w:num w:numId="5" w16cid:durableId="1962573112">
-    <w:abstractNumId w:val="0"/>
-  </w:num>
-  <w:num w:numId="6" w16cid:durableId="955674888">
+  <w:num w:numId="6" w16cid:durableId="1758205959">
     <w:abstractNumId w:val="4"/>
   </w:num>
 </w:numbering>
@@ -12963,7 +12963,7 @@
     <w:link w:val="a8"/>
     <w:uiPriority w:val="99"/>
     <w:unhideWhenUsed/>
-    <w:rsid w:val="006C0FE2"/>
+    <w:rsid w:val="004C6B6E"/>
     <w:pPr>
       <w:tabs>
         <w:tab w:val="center" w:pos="4153"/>
@@ -12982,7 +12982,7 @@
     <w:basedOn w:val="a0"/>
     <w:link w:val="a7"/>
     <w:uiPriority w:val="99"/>
-    <w:rsid w:val="006C0FE2"/>
+    <w:rsid w:val="004C6B6E"/>
     <w:rPr>
       <w:rFonts w:ascii="宋体" w:eastAsia="宋体" w:hAnsi="宋体" w:cs="宋体"/>
       <w:sz w:val="18"/>
@@ -12995,7 +12995,7 @@
     <w:link w:val="aa"/>
     <w:uiPriority w:val="99"/>
     <w:unhideWhenUsed/>
-    <w:rsid w:val="006C0FE2"/>
+    <w:rsid w:val="004C6B6E"/>
     <w:pPr>
       <w:tabs>
         <w:tab w:val="center" w:pos="4153"/>
@@ -13013,7 +13013,7 @@
     <w:basedOn w:val="a0"/>
     <w:link w:val="a9"/>
     <w:uiPriority w:val="99"/>
-    <w:rsid w:val="006C0FE2"/>
+    <w:rsid w:val="004C6B6E"/>
     <w:rPr>
       <w:rFonts w:ascii="宋体" w:eastAsia="宋体" w:hAnsi="宋体" w:cs="宋体"/>
       <w:sz w:val="18"/>
